--- a/public/downloads/client-packet/docx/03_CommunityBridge_Privacy_and_HIPAA_Readiness_Checklist.docx
+++ b/public/downloads/client-packet/docx/03_CommunityBridge_Privacy_and_HIPAA_Readiness_Checklist.docx
@@ -11,7 +11,7 @@
         <w:rPr>
           <w:color w:val="0F172A"/>
         </w:rPr>
-        <w:t>BuddyBoard Privacy and HIPAA Readiness Checklist</w:t>
+        <w:t>CommunityBridge Privacy and HIPAA Readiness Checklist</w:t>
       </w:r>
     </w:p>
     <w:p>
